--- a/Knowledge/3-Work knowledge/1-Software Engineering/2-Testing/5-My Source/1-ISTQB Foundation Level/2-Common Test Roles/3-Test Analyst.docx
+++ b/Knowledge/3-Work knowledge/1-Software Engineering/2-Testing/5-My Source/1-ISTQB Foundation Level/2-Common Test Roles/3-Test Analyst.docx
@@ -34,60 +34,77 @@
       </w:pPr>
       <w:r>
         <w:rPr>
-          <w:b/>
-          <w:shd w:val="clear" w:color="auto" w:fill="B7B7B7"/>
-        </w:rPr>
-        <w:t># Source</w:t>
-      </w:r>
-      <w:r>
-        <w:rPr>
-          <w:shd w:val="clear" w:color="auto" w:fill="B7B7B7"/>
-        </w:rPr>
-        <w:t xml:space="preserve">: </w:t>
-      </w:r>
-      <w:proofErr w:type="spellStart"/>
-      <w:r>
-        <w:rPr>
-          <w:b/>
-          <w:shd w:val="clear" w:color="auto" w:fill="B7B7B7"/>
-        </w:rPr>
-        <w:t>Chatgpt</w:t>
-      </w:r>
-      <w:proofErr w:type="spellEnd"/>
-      <w:r>
-        <w:rPr>
-          <w:b/>
-          <w:shd w:val="clear" w:color="auto" w:fill="B7B7B7"/>
-        </w:rPr>
-        <w:t xml:space="preserve"> </w:t>
-      </w:r>
-      <w:r>
-        <w:rPr>
-          <w:b/>
-          <w:sz w:val="14"/>
-          <w:szCs w:val="14"/>
-          <w:shd w:val="clear" w:color="auto" w:fill="B7B7B7"/>
-        </w:rPr>
-        <w:t>(GPT</w:t>
-      </w:r>
-      <w:r>
-        <w:rPr>
-          <w:rFonts w:ascii="Cambria Math" w:hAnsi="Cambria Math" w:cs="Cambria Math"/>
-          <w:b/>
-          <w:sz w:val="14"/>
-          <w:szCs w:val="14"/>
-          <w:shd w:val="clear" w:color="auto" w:fill="B7B7B7"/>
+          <w:rFonts w:ascii="Arial" w:eastAsia="Arial" w:hAnsi="Arial" w:cs="Arial"/>
+          <w:b/>
+          <w:color w:val="000000"/>
+          <w:sz w:val="18"/>
+          <w:highlight w:val="lightGray"/>
+        </w:rPr>
+        <w:t># Source: AI Source: Provided by: [Data Path</w:t>
+      </w:r>
+      <w:r>
+        <w:rPr>
+          <w:rFonts w:ascii="Arial" w:eastAsia="Arial" w:hAnsi="Arial" w:cs="Arial"/>
+          <w:color w:val="000000"/>
+          <w:sz w:val="18"/>
+          <w:highlight w:val="lightGray"/>
+        </w:rPr>
+        <w:t xml:space="preserve">: Persons Table -&gt; ID Column: 1, Name_En Column: Motasem Essam] -&gt; </w:t>
+      </w:r>
+      <w:r>
+        <w:rPr>
+          <w:rFonts w:ascii="Arial" w:eastAsia="Arial" w:hAnsi="Arial" w:cs="Arial"/>
+          <w:b/>
+          <w:color w:val="000000"/>
+          <w:sz w:val="18"/>
+          <w:highlight w:val="lightGray"/>
+        </w:rPr>
+        <w:t>From:</w:t>
+      </w:r>
+      <w:r>
+        <w:rPr>
+          <w:rFonts w:ascii="Arial" w:eastAsia="Arial" w:hAnsi="Arial" w:cs="Arial"/>
+          <w:color w:val="000000"/>
+          <w:sz w:val="18"/>
+          <w:highlight w:val="lightGray"/>
+        </w:rPr>
+        <w:t xml:space="preserve"> [Chatgpt (GPT</w:t>
+      </w:r>
+      <w:r>
+        <w:rPr>
+          <w:rFonts w:ascii="Arial" w:eastAsia="Arial" w:hAnsi="Arial" w:cs="Cambria Math"/>
+          <w:color w:val="000000"/>
+          <w:sz w:val="18"/>
+          <w:highlight w:val="lightGray"/>
         </w:rPr>
         <w:t>‑</w:t>
       </w:r>
       <w:r>
         <w:rPr>
-          <w:b/>
-          <w:sz w:val="14"/>
-          <w:szCs w:val="14"/>
-          <w:shd w:val="clear" w:color="auto" w:fill="B7B7B7"/>
-        </w:rPr>
-        <w:t>5 Mini) at [8/22/2025]</w:t>
+          <w:rFonts w:ascii="Arial" w:eastAsia="Arial" w:hAnsi="Arial" w:cs="Arial"/>
+          <w:color w:val="000000"/>
+          <w:sz w:val="18"/>
+          <w:highlight w:val="lightGray"/>
+        </w:rPr>
+        <w:t xml:space="preserve">5 Mini)] </w:t>
+      </w:r>
+      <w:r>
+        <w:rPr>
+          <w:rFonts w:ascii="Arial" w:eastAsia="Arial" w:hAnsi="Arial" w:cs="Arial"/>
+          <w:b/>
+          <w:color w:val="000000"/>
+          <w:sz w:val="18"/>
+          <w:highlight w:val="lightGray"/>
+        </w:rPr>
+        <w:t>on</w:t>
+      </w:r>
+      <w:r>
+        <w:rPr>
+          <w:rFonts w:ascii="Arial" w:eastAsia="Arial" w:hAnsi="Arial"/>
+          <w:sz w:val="18"/>
+          <w:highlight w:val="lightGray"/>
+        </w:rPr>
+        <w:t xml:space="preserve"> [8/22/2025]</w:t>
       </w:r>
     </w:p>
     <w:p>
@@ -149,7 +166,7 @@
           <w:ilvl w:val="0"/>
           <w:numId w:val="1"/>
         </w:numPr>
-        <w:spacing w:before="240"/>
+        <w:spacing w:before="240" w:after="0" w:line="276" w:lineRule="auto"/>
       </w:pPr>
       <w:r>
         <w:rPr>
@@ -183,7 +200,7 @@
           <w:ilvl w:val="0"/>
           <w:numId w:val="1"/>
         </w:numPr>
-        <w:spacing w:after="240"/>
+        <w:spacing w:after="240" w:line="276" w:lineRule="auto"/>
       </w:pPr>
       <w:r>
         <w:rPr>
@@ -213,7 +230,7 @@
     </w:p>
     <w:p>
       <w:r>
-        <w:pict w14:anchorId="181A0E18">
+        <w:pict w14:anchorId="56CCA57E">
           <v:rect id="_x0000_i1025" style="width:0;height:1.5pt" o:hralign="center" o:hrstd="t" o:hr="t" fillcolor="#a0a0a0" stroked="f"/>
         </w:pict>
       </w:r>
@@ -237,60 +254,77 @@
       </w:pPr>
       <w:r>
         <w:rPr>
-          <w:b/>
-          <w:shd w:val="clear" w:color="auto" w:fill="B7B7B7"/>
-        </w:rPr>
-        <w:t># Source</w:t>
-      </w:r>
-      <w:r>
-        <w:rPr>
-          <w:shd w:val="clear" w:color="auto" w:fill="B7B7B7"/>
-        </w:rPr>
-        <w:t xml:space="preserve">: </w:t>
-      </w:r>
-      <w:proofErr w:type="spellStart"/>
-      <w:r>
-        <w:rPr>
-          <w:b/>
-          <w:shd w:val="clear" w:color="auto" w:fill="B7B7B7"/>
-        </w:rPr>
-        <w:t>Chatgpt</w:t>
-      </w:r>
-      <w:proofErr w:type="spellEnd"/>
-      <w:r>
-        <w:rPr>
-          <w:b/>
-          <w:shd w:val="clear" w:color="auto" w:fill="B7B7B7"/>
-        </w:rPr>
-        <w:t xml:space="preserve"> </w:t>
-      </w:r>
-      <w:r>
-        <w:rPr>
-          <w:b/>
-          <w:sz w:val="14"/>
-          <w:szCs w:val="14"/>
-          <w:shd w:val="clear" w:color="auto" w:fill="B7B7B7"/>
-        </w:rPr>
-        <w:t>(GPT</w:t>
-      </w:r>
-      <w:r>
-        <w:rPr>
-          <w:rFonts w:ascii="Cambria Math" w:hAnsi="Cambria Math" w:cs="Cambria Math"/>
-          <w:b/>
-          <w:sz w:val="14"/>
-          <w:szCs w:val="14"/>
-          <w:shd w:val="clear" w:color="auto" w:fill="B7B7B7"/>
+          <w:rFonts w:ascii="Arial" w:eastAsia="Arial" w:hAnsi="Arial" w:cs="Arial"/>
+          <w:b/>
+          <w:color w:val="000000"/>
+          <w:sz w:val="18"/>
+          <w:highlight w:val="lightGray"/>
+        </w:rPr>
+        <w:t># Source: AI Source: Provided by: [Data Path</w:t>
+      </w:r>
+      <w:r>
+        <w:rPr>
+          <w:rFonts w:ascii="Arial" w:eastAsia="Arial" w:hAnsi="Arial" w:cs="Arial"/>
+          <w:color w:val="000000"/>
+          <w:sz w:val="18"/>
+          <w:highlight w:val="lightGray"/>
+        </w:rPr>
+        <w:t xml:space="preserve">: Persons Table -&gt; ID Column: 1, Name_En Column: Motasem Essam] -&gt; </w:t>
+      </w:r>
+      <w:r>
+        <w:rPr>
+          <w:rFonts w:ascii="Arial" w:eastAsia="Arial" w:hAnsi="Arial" w:cs="Arial"/>
+          <w:b/>
+          <w:color w:val="000000"/>
+          <w:sz w:val="18"/>
+          <w:highlight w:val="lightGray"/>
+        </w:rPr>
+        <w:t>From:</w:t>
+      </w:r>
+      <w:r>
+        <w:rPr>
+          <w:rFonts w:ascii="Arial" w:eastAsia="Arial" w:hAnsi="Arial" w:cs="Arial"/>
+          <w:color w:val="000000"/>
+          <w:sz w:val="18"/>
+          <w:highlight w:val="lightGray"/>
+        </w:rPr>
+        <w:t xml:space="preserve"> [Chatgpt (GPT</w:t>
+      </w:r>
+      <w:r>
+        <w:rPr>
+          <w:rFonts w:ascii="Arial" w:eastAsia="Arial" w:hAnsi="Arial" w:cs="Cambria Math"/>
+          <w:color w:val="000000"/>
+          <w:sz w:val="18"/>
+          <w:highlight w:val="lightGray"/>
         </w:rPr>
         <w:t>‑</w:t>
       </w:r>
       <w:r>
         <w:rPr>
-          <w:b/>
-          <w:sz w:val="14"/>
-          <w:szCs w:val="14"/>
-          <w:shd w:val="clear" w:color="auto" w:fill="B7B7B7"/>
-        </w:rPr>
-        <w:t>5 Mini) at [8/22/2025]</w:t>
+          <w:rFonts w:ascii="Arial" w:eastAsia="Arial" w:hAnsi="Arial" w:cs="Arial"/>
+          <w:color w:val="000000"/>
+          <w:sz w:val="18"/>
+          <w:highlight w:val="lightGray"/>
+        </w:rPr>
+        <w:t xml:space="preserve">5 Mini)] </w:t>
+      </w:r>
+      <w:r>
+        <w:rPr>
+          <w:rFonts w:ascii="Arial" w:eastAsia="Arial" w:hAnsi="Arial" w:cs="Arial"/>
+          <w:b/>
+          <w:color w:val="000000"/>
+          <w:sz w:val="18"/>
+          <w:highlight w:val="lightGray"/>
+        </w:rPr>
+        <w:t>on</w:t>
+      </w:r>
+      <w:r>
+        <w:rPr>
+          <w:rFonts w:ascii="Arial" w:eastAsia="Arial" w:hAnsi="Arial"/>
+          <w:sz w:val="18"/>
+          <w:highlight w:val="lightGray"/>
+        </w:rPr>
+        <w:t xml:space="preserve"> [8/22/2025]</w:t>
       </w:r>
     </w:p>
     <w:p>
@@ -299,7 +333,7 @@
           <w:ilvl w:val="0"/>
           <w:numId w:val="2"/>
         </w:numPr>
-        <w:spacing w:before="240"/>
+        <w:spacing w:before="240" w:after="0" w:line="276" w:lineRule="auto"/>
         <w:rPr>
           <w:rFonts w:ascii="Roboto Mono" w:eastAsia="Roboto Mono" w:hAnsi="Roboto Mono" w:cs="Roboto Mono"/>
         </w:rPr>
@@ -325,6 +359,7 @@
           <w:ilvl w:val="1"/>
           <w:numId w:val="2"/>
         </w:numPr>
+        <w:spacing w:after="0" w:line="276" w:lineRule="auto"/>
       </w:pPr>
       <w:r>
         <w:rPr>
@@ -358,6 +393,7 @@
           <w:ilvl w:val="1"/>
           <w:numId w:val="2"/>
         </w:numPr>
+        <w:spacing w:after="0" w:line="276" w:lineRule="auto"/>
       </w:pPr>
       <w:r>
         <w:rPr>
@@ -391,6 +427,7 @@
           <w:ilvl w:val="0"/>
           <w:numId w:val="2"/>
         </w:numPr>
+        <w:spacing w:after="0" w:line="276" w:lineRule="auto"/>
         <w:rPr>
           <w:rFonts w:ascii="Roboto Mono" w:eastAsia="Roboto Mono" w:hAnsi="Roboto Mono" w:cs="Roboto Mono"/>
         </w:rPr>
@@ -416,6 +453,7 @@
           <w:ilvl w:val="1"/>
           <w:numId w:val="2"/>
         </w:numPr>
+        <w:spacing w:after="0" w:line="276" w:lineRule="auto"/>
       </w:pPr>
       <w:r>
         <w:rPr>
@@ -449,6 +487,7 @@
           <w:ilvl w:val="1"/>
           <w:numId w:val="2"/>
         </w:numPr>
+        <w:spacing w:after="0" w:line="276" w:lineRule="auto"/>
       </w:pPr>
       <w:r>
         <w:rPr>
@@ -482,12 +521,12 @@
           <w:ilvl w:val="1"/>
           <w:numId w:val="2"/>
         </w:numPr>
-      </w:pPr>
-      <w:r>
-        <w:rPr>
-          <w:rFonts w:ascii="Roboto Mono" w:eastAsia="Roboto Mono" w:hAnsi="Roboto Mono" w:cs="Roboto Mono"/>
-        </w:rPr>
-        <w:lastRenderedPageBreak/>
+        <w:spacing w:after="0" w:line="276" w:lineRule="auto"/>
+      </w:pPr>
+      <w:r>
+        <w:rPr>
+          <w:rFonts w:ascii="Roboto Mono" w:eastAsia="Roboto Mono" w:hAnsi="Roboto Mono" w:cs="Roboto Mono"/>
+        </w:rPr>
         <w:t xml:space="preserve">Specify </w:t>
       </w:r>
       <w:r>
@@ -516,6 +555,7 @@
           <w:ilvl w:val="0"/>
           <w:numId w:val="2"/>
         </w:numPr>
+        <w:spacing w:after="0" w:line="276" w:lineRule="auto"/>
         <w:rPr>
           <w:rFonts w:ascii="Roboto Mono" w:eastAsia="Roboto Mono" w:hAnsi="Roboto Mono" w:cs="Roboto Mono"/>
         </w:rPr>
@@ -541,6 +581,7 @@
           <w:ilvl w:val="1"/>
           <w:numId w:val="2"/>
         </w:numPr>
+        <w:spacing w:after="0" w:line="276" w:lineRule="auto"/>
       </w:pPr>
       <w:r>
         <w:rPr>
@@ -574,6 +615,7 @@
           <w:ilvl w:val="0"/>
           <w:numId w:val="2"/>
         </w:numPr>
+        <w:spacing w:after="0" w:line="276" w:lineRule="auto"/>
         <w:rPr>
           <w:rFonts w:ascii="Roboto Mono" w:eastAsia="Roboto Mono" w:hAnsi="Roboto Mono" w:cs="Roboto Mono"/>
         </w:rPr>
@@ -599,6 +641,7 @@
           <w:ilvl w:val="1"/>
           <w:numId w:val="2"/>
         </w:numPr>
+        <w:spacing w:after="0" w:line="276" w:lineRule="auto"/>
       </w:pPr>
       <w:r>
         <w:rPr>
@@ -632,6 +675,7 @@
           <w:ilvl w:val="1"/>
           <w:numId w:val="2"/>
         </w:numPr>
+        <w:spacing w:after="0" w:line="276" w:lineRule="auto"/>
       </w:pPr>
       <w:r>
         <w:rPr>
@@ -665,6 +709,7 @@
           <w:ilvl w:val="0"/>
           <w:numId w:val="2"/>
         </w:numPr>
+        <w:spacing w:after="0" w:line="276" w:lineRule="auto"/>
         <w:rPr>
           <w:rFonts w:ascii="Roboto Mono" w:eastAsia="Roboto Mono" w:hAnsi="Roboto Mono" w:cs="Roboto Mono"/>
         </w:rPr>
@@ -690,6 +735,7 @@
           <w:ilvl w:val="1"/>
           <w:numId w:val="2"/>
         </w:numPr>
+        <w:spacing w:after="0" w:line="276" w:lineRule="auto"/>
       </w:pPr>
       <w:r>
         <w:rPr>
@@ -723,7 +769,7 @@
           <w:ilvl w:val="1"/>
           <w:numId w:val="2"/>
         </w:numPr>
-        <w:spacing w:after="240"/>
+        <w:spacing w:after="240" w:line="276" w:lineRule="auto"/>
       </w:pPr>
       <w:r>
         <w:rPr>
@@ -753,7 +799,7 @@
     </w:p>
     <w:p>
       <w:r>
-        <w:pict w14:anchorId="3A9B5EAC">
+        <w:pict w14:anchorId="03F5C57E">
           <v:rect id="_x0000_i1026" style="width:0;height:1.5pt" o:hralign="center" o:hrstd="t" o:hr="t" fillcolor="#a0a0a0" stroked="f"/>
         </w:pict>
       </w:r>
@@ -777,60 +823,77 @@
       </w:pPr>
       <w:r>
         <w:rPr>
-          <w:b/>
-          <w:shd w:val="clear" w:color="auto" w:fill="B7B7B7"/>
-        </w:rPr>
-        <w:t># Source</w:t>
-      </w:r>
-      <w:r>
-        <w:rPr>
-          <w:shd w:val="clear" w:color="auto" w:fill="B7B7B7"/>
-        </w:rPr>
-        <w:t xml:space="preserve">: </w:t>
-      </w:r>
-      <w:proofErr w:type="spellStart"/>
-      <w:r>
-        <w:rPr>
-          <w:b/>
-          <w:shd w:val="clear" w:color="auto" w:fill="B7B7B7"/>
-        </w:rPr>
-        <w:t>Chatgpt</w:t>
-      </w:r>
-      <w:proofErr w:type="spellEnd"/>
-      <w:r>
-        <w:rPr>
-          <w:b/>
-          <w:shd w:val="clear" w:color="auto" w:fill="B7B7B7"/>
-        </w:rPr>
-        <w:t xml:space="preserve"> </w:t>
-      </w:r>
-      <w:r>
-        <w:rPr>
-          <w:b/>
-          <w:sz w:val="14"/>
-          <w:szCs w:val="14"/>
-          <w:shd w:val="clear" w:color="auto" w:fill="B7B7B7"/>
-        </w:rPr>
-        <w:t>(GPT</w:t>
-      </w:r>
-      <w:r>
-        <w:rPr>
-          <w:rFonts w:ascii="Cambria Math" w:hAnsi="Cambria Math" w:cs="Cambria Math"/>
-          <w:b/>
-          <w:sz w:val="14"/>
-          <w:szCs w:val="14"/>
-          <w:shd w:val="clear" w:color="auto" w:fill="B7B7B7"/>
+          <w:rFonts w:ascii="Arial" w:eastAsia="Arial" w:hAnsi="Arial" w:cs="Arial"/>
+          <w:b/>
+          <w:color w:val="000000"/>
+          <w:sz w:val="18"/>
+          <w:highlight w:val="lightGray"/>
+        </w:rPr>
+        <w:t># Source: AI Source: Provided by: [Data Path</w:t>
+      </w:r>
+      <w:r>
+        <w:rPr>
+          <w:rFonts w:ascii="Arial" w:eastAsia="Arial" w:hAnsi="Arial" w:cs="Arial"/>
+          <w:color w:val="000000"/>
+          <w:sz w:val="18"/>
+          <w:highlight w:val="lightGray"/>
+        </w:rPr>
+        <w:t xml:space="preserve">: Persons Table -&gt; ID Column: 1, Name_En Column: Motasem Essam] -&gt; </w:t>
+      </w:r>
+      <w:r>
+        <w:rPr>
+          <w:rFonts w:ascii="Arial" w:eastAsia="Arial" w:hAnsi="Arial" w:cs="Arial"/>
+          <w:b/>
+          <w:color w:val="000000"/>
+          <w:sz w:val="18"/>
+          <w:highlight w:val="lightGray"/>
+        </w:rPr>
+        <w:t>From:</w:t>
+      </w:r>
+      <w:r>
+        <w:rPr>
+          <w:rFonts w:ascii="Arial" w:eastAsia="Arial" w:hAnsi="Arial" w:cs="Arial"/>
+          <w:color w:val="000000"/>
+          <w:sz w:val="18"/>
+          <w:highlight w:val="lightGray"/>
+        </w:rPr>
+        <w:t xml:space="preserve"> [Chatgpt (GPT</w:t>
+      </w:r>
+      <w:r>
+        <w:rPr>
+          <w:rFonts w:ascii="Arial" w:eastAsia="Arial" w:hAnsi="Arial" w:cs="Cambria Math"/>
+          <w:color w:val="000000"/>
+          <w:sz w:val="18"/>
+          <w:highlight w:val="lightGray"/>
         </w:rPr>
         <w:t>‑</w:t>
       </w:r>
       <w:r>
         <w:rPr>
-          <w:b/>
-          <w:sz w:val="14"/>
-          <w:szCs w:val="14"/>
-          <w:shd w:val="clear" w:color="auto" w:fill="B7B7B7"/>
-        </w:rPr>
-        <w:t>5 Mini) at [8/22/2025]</w:t>
+          <w:rFonts w:ascii="Arial" w:eastAsia="Arial" w:hAnsi="Arial" w:cs="Arial"/>
+          <w:color w:val="000000"/>
+          <w:sz w:val="18"/>
+          <w:highlight w:val="lightGray"/>
+        </w:rPr>
+        <w:t xml:space="preserve">5 Mini)] </w:t>
+      </w:r>
+      <w:r>
+        <w:rPr>
+          <w:rFonts w:ascii="Arial" w:eastAsia="Arial" w:hAnsi="Arial" w:cs="Arial"/>
+          <w:b/>
+          <w:color w:val="000000"/>
+          <w:sz w:val="18"/>
+          <w:highlight w:val="lightGray"/>
+        </w:rPr>
+        <w:t>on</w:t>
+      </w:r>
+      <w:r>
+        <w:rPr>
+          <w:rFonts w:ascii="Arial" w:eastAsia="Arial" w:hAnsi="Arial"/>
+          <w:sz w:val="18"/>
+          <w:highlight w:val="lightGray"/>
+        </w:rPr>
+        <w:t xml:space="preserve"> [8/22/2025]</w:t>
       </w:r>
     </w:p>
     <w:p>
@@ -839,7 +902,7 @@
           <w:ilvl w:val="0"/>
           <w:numId w:val="3"/>
         </w:numPr>
-        <w:spacing w:before="240"/>
+        <w:spacing w:before="240" w:after="0" w:line="276" w:lineRule="auto"/>
       </w:pPr>
       <w:r>
         <w:rPr>
@@ -873,6 +936,7 @@
           <w:ilvl w:val="0"/>
           <w:numId w:val="3"/>
         </w:numPr>
+        <w:spacing w:after="0" w:line="276" w:lineRule="auto"/>
       </w:pPr>
       <w:r>
         <w:rPr>
@@ -906,6 +970,7 @@
           <w:ilvl w:val="0"/>
           <w:numId w:val="3"/>
         </w:numPr>
+        <w:spacing w:after="0" w:line="276" w:lineRule="auto"/>
         <w:rPr>
           <w:rFonts w:ascii="Roboto Mono" w:eastAsia="Roboto Mono" w:hAnsi="Roboto Mono" w:cs="Roboto Mono"/>
         </w:rPr>
@@ -929,6 +994,7 @@
           <w:ilvl w:val="0"/>
           <w:numId w:val="3"/>
         </w:numPr>
+        <w:spacing w:after="0" w:line="276" w:lineRule="auto"/>
       </w:pPr>
       <w:r>
         <w:rPr>
@@ -962,7 +1028,7 @@
           <w:ilvl w:val="0"/>
           <w:numId w:val="3"/>
         </w:numPr>
-        <w:spacing w:after="240"/>
+        <w:spacing w:after="240" w:line="276" w:lineRule="auto"/>
       </w:pPr>
       <w:r>
         <w:rPr>
@@ -992,7 +1058,7 @@
     </w:p>
     <w:p>
       <w:r>
-        <w:pict w14:anchorId="758BCFE9">
+        <w:pict w14:anchorId="06A629C6">
           <v:rect id="_x0000_i1027" style="width:0;height:1.5pt" o:hralign="center" o:hrstd="t" o:hr="t" fillcolor="#a0a0a0" stroked="f"/>
         </w:pict>
       </w:r>
@@ -1007,7 +1073,6 @@
       <w:bookmarkStart w:id="4" w:name="_3cpqtvf9xp3" w:colFirst="0" w:colLast="0"/>
       <w:bookmarkEnd w:id="4"/>
       <w:r>
-        <w:lastRenderedPageBreak/>
         <w:t>Deliverables / Outputs</w:t>
       </w:r>
     </w:p>
@@ -1017,60 +1082,77 @@
       </w:pPr>
       <w:r>
         <w:rPr>
-          <w:b/>
-          <w:shd w:val="clear" w:color="auto" w:fill="B7B7B7"/>
-        </w:rPr>
-        <w:t># Source</w:t>
-      </w:r>
-      <w:r>
-        <w:rPr>
-          <w:shd w:val="clear" w:color="auto" w:fill="B7B7B7"/>
-        </w:rPr>
-        <w:t xml:space="preserve">: </w:t>
-      </w:r>
-      <w:proofErr w:type="spellStart"/>
-      <w:r>
-        <w:rPr>
-          <w:b/>
-          <w:shd w:val="clear" w:color="auto" w:fill="B7B7B7"/>
-        </w:rPr>
-        <w:t>Chatgpt</w:t>
-      </w:r>
-      <w:proofErr w:type="spellEnd"/>
-      <w:r>
-        <w:rPr>
-          <w:b/>
-          <w:shd w:val="clear" w:color="auto" w:fill="B7B7B7"/>
-        </w:rPr>
-        <w:t xml:space="preserve"> </w:t>
-      </w:r>
-      <w:r>
-        <w:rPr>
-          <w:b/>
-          <w:sz w:val="14"/>
-          <w:szCs w:val="14"/>
-          <w:shd w:val="clear" w:color="auto" w:fill="B7B7B7"/>
-        </w:rPr>
-        <w:t>(GPT</w:t>
-      </w:r>
-      <w:r>
-        <w:rPr>
-          <w:rFonts w:ascii="Cambria Math" w:hAnsi="Cambria Math" w:cs="Cambria Math"/>
-          <w:b/>
-          <w:sz w:val="14"/>
-          <w:szCs w:val="14"/>
-          <w:shd w:val="clear" w:color="auto" w:fill="B7B7B7"/>
+          <w:rFonts w:ascii="Arial" w:eastAsia="Arial" w:hAnsi="Arial" w:cs="Arial"/>
+          <w:b/>
+          <w:color w:val="000000"/>
+          <w:sz w:val="18"/>
+          <w:highlight w:val="lightGray"/>
+        </w:rPr>
+        <w:t># Source: AI Source: Provided by: [Data Path</w:t>
+      </w:r>
+      <w:r>
+        <w:rPr>
+          <w:rFonts w:ascii="Arial" w:eastAsia="Arial" w:hAnsi="Arial" w:cs="Arial"/>
+          <w:color w:val="000000"/>
+          <w:sz w:val="18"/>
+          <w:highlight w:val="lightGray"/>
+        </w:rPr>
+        <w:t xml:space="preserve">: Persons Table -&gt; ID Column: 1, Name_En Column: Motasem Essam] -&gt; </w:t>
+      </w:r>
+      <w:r>
+        <w:rPr>
+          <w:rFonts w:ascii="Arial" w:eastAsia="Arial" w:hAnsi="Arial" w:cs="Arial"/>
+          <w:b/>
+          <w:color w:val="000000"/>
+          <w:sz w:val="18"/>
+          <w:highlight w:val="lightGray"/>
+        </w:rPr>
+        <w:t>From:</w:t>
+      </w:r>
+      <w:r>
+        <w:rPr>
+          <w:rFonts w:ascii="Arial" w:eastAsia="Arial" w:hAnsi="Arial" w:cs="Arial"/>
+          <w:color w:val="000000"/>
+          <w:sz w:val="18"/>
+          <w:highlight w:val="lightGray"/>
+        </w:rPr>
+        <w:t xml:space="preserve"> [Chatgpt (GPT</w:t>
+      </w:r>
+      <w:r>
+        <w:rPr>
+          <w:rFonts w:ascii="Arial" w:eastAsia="Arial" w:hAnsi="Arial" w:cs="Cambria Math"/>
+          <w:color w:val="000000"/>
+          <w:sz w:val="18"/>
+          <w:highlight w:val="lightGray"/>
         </w:rPr>
         <w:t>‑</w:t>
       </w:r>
       <w:r>
         <w:rPr>
-          <w:b/>
-          <w:sz w:val="14"/>
-          <w:szCs w:val="14"/>
-          <w:shd w:val="clear" w:color="auto" w:fill="B7B7B7"/>
-        </w:rPr>
-        <w:t>5 Mini) at [8/22/2025]</w:t>
+          <w:rFonts w:ascii="Arial" w:eastAsia="Arial" w:hAnsi="Arial" w:cs="Arial"/>
+          <w:color w:val="000000"/>
+          <w:sz w:val="18"/>
+          <w:highlight w:val="lightGray"/>
+        </w:rPr>
+        <w:t xml:space="preserve">5 Mini)] </w:t>
+      </w:r>
+      <w:r>
+        <w:rPr>
+          <w:rFonts w:ascii="Arial" w:eastAsia="Arial" w:hAnsi="Arial" w:cs="Arial"/>
+          <w:b/>
+          <w:color w:val="000000"/>
+          <w:sz w:val="18"/>
+          <w:highlight w:val="lightGray"/>
+        </w:rPr>
+        <w:t>on</w:t>
+      </w:r>
+      <w:r>
+        <w:rPr>
+          <w:rFonts w:ascii="Arial" w:eastAsia="Arial" w:hAnsi="Arial"/>
+          <w:sz w:val="18"/>
+          <w:highlight w:val="lightGray"/>
+        </w:rPr>
+        <w:t xml:space="preserve"> [8/22/2025]</w:t>
       </w:r>
     </w:p>
     <w:p>
@@ -1079,7 +1161,7 @@
           <w:ilvl w:val="0"/>
           <w:numId w:val="4"/>
         </w:numPr>
-        <w:spacing w:before="240"/>
+        <w:spacing w:before="240" w:after="0" w:line="276" w:lineRule="auto"/>
         <w:rPr>
           <w:rFonts w:ascii="Roboto Mono" w:eastAsia="Roboto Mono" w:hAnsi="Roboto Mono" w:cs="Roboto Mono"/>
         </w:rPr>
@@ -1105,6 +1187,7 @@
           <w:ilvl w:val="0"/>
           <w:numId w:val="4"/>
         </w:numPr>
+        <w:spacing w:after="0" w:line="276" w:lineRule="auto"/>
         <w:rPr>
           <w:rFonts w:ascii="Roboto Mono" w:eastAsia="Roboto Mono" w:hAnsi="Roboto Mono" w:cs="Roboto Mono"/>
         </w:rPr>
@@ -1130,6 +1213,7 @@
           <w:ilvl w:val="0"/>
           <w:numId w:val="4"/>
         </w:numPr>
+        <w:spacing w:after="0" w:line="276" w:lineRule="auto"/>
         <w:rPr>
           <w:rFonts w:ascii="Roboto Mono" w:eastAsia="Roboto Mono" w:hAnsi="Roboto Mono" w:cs="Roboto Mono"/>
         </w:rPr>
@@ -1155,7 +1239,7 @@
           <w:ilvl w:val="0"/>
           <w:numId w:val="4"/>
         </w:numPr>
-        <w:spacing w:after="240"/>
+        <w:spacing w:after="240" w:line="276" w:lineRule="auto"/>
       </w:pPr>
       <w:r>
         <w:rPr>
@@ -1176,7 +1260,7 @@
     </w:p>
     <w:p>
       <w:r>
-        <w:pict w14:anchorId="0FB41F46">
+        <w:pict w14:anchorId="2F9D50D8">
           <v:rect id="_x0000_i1028" style="width:0;height:1.5pt" o:hralign="center" o:hrstd="t" o:hr="t" fillcolor="#a0a0a0" stroked="f"/>
         </w:pict>
       </w:r>
@@ -1200,60 +1284,77 @@
       </w:pPr>
       <w:r>
         <w:rPr>
-          <w:b/>
-          <w:shd w:val="clear" w:color="auto" w:fill="B7B7B7"/>
-        </w:rPr>
-        <w:t># Source</w:t>
-      </w:r>
-      <w:r>
-        <w:rPr>
-          <w:shd w:val="clear" w:color="auto" w:fill="B7B7B7"/>
-        </w:rPr>
-        <w:t xml:space="preserve">: </w:t>
-      </w:r>
-      <w:proofErr w:type="spellStart"/>
-      <w:r>
-        <w:rPr>
-          <w:b/>
-          <w:shd w:val="clear" w:color="auto" w:fill="B7B7B7"/>
-        </w:rPr>
-        <w:t>Chatgpt</w:t>
-      </w:r>
-      <w:proofErr w:type="spellEnd"/>
-      <w:r>
-        <w:rPr>
-          <w:b/>
-          <w:shd w:val="clear" w:color="auto" w:fill="B7B7B7"/>
-        </w:rPr>
-        <w:t xml:space="preserve"> </w:t>
-      </w:r>
-      <w:r>
-        <w:rPr>
-          <w:b/>
-          <w:sz w:val="14"/>
-          <w:szCs w:val="14"/>
-          <w:shd w:val="clear" w:color="auto" w:fill="B7B7B7"/>
-        </w:rPr>
-        <w:t>(GPT</w:t>
-      </w:r>
-      <w:r>
-        <w:rPr>
-          <w:rFonts w:ascii="Cambria Math" w:hAnsi="Cambria Math" w:cs="Cambria Math"/>
-          <w:b/>
-          <w:sz w:val="14"/>
-          <w:szCs w:val="14"/>
-          <w:shd w:val="clear" w:color="auto" w:fill="B7B7B7"/>
+          <w:rFonts w:ascii="Arial" w:eastAsia="Arial" w:hAnsi="Arial" w:cs="Arial"/>
+          <w:b/>
+          <w:color w:val="000000"/>
+          <w:sz w:val="18"/>
+          <w:highlight w:val="lightGray"/>
+        </w:rPr>
+        <w:t># Source: AI Source: Provided by: [Data Path</w:t>
+      </w:r>
+      <w:r>
+        <w:rPr>
+          <w:rFonts w:ascii="Arial" w:eastAsia="Arial" w:hAnsi="Arial" w:cs="Arial"/>
+          <w:color w:val="000000"/>
+          <w:sz w:val="18"/>
+          <w:highlight w:val="lightGray"/>
+        </w:rPr>
+        <w:t xml:space="preserve">: Persons Table -&gt; ID Column: 1, Name_En Column: Motasem Essam] -&gt; </w:t>
+      </w:r>
+      <w:r>
+        <w:rPr>
+          <w:rFonts w:ascii="Arial" w:eastAsia="Arial" w:hAnsi="Arial" w:cs="Arial"/>
+          <w:b/>
+          <w:color w:val="000000"/>
+          <w:sz w:val="18"/>
+          <w:highlight w:val="lightGray"/>
+        </w:rPr>
+        <w:t>From:</w:t>
+      </w:r>
+      <w:r>
+        <w:rPr>
+          <w:rFonts w:ascii="Arial" w:eastAsia="Arial" w:hAnsi="Arial" w:cs="Arial"/>
+          <w:color w:val="000000"/>
+          <w:sz w:val="18"/>
+          <w:highlight w:val="lightGray"/>
+        </w:rPr>
+        <w:t xml:space="preserve"> [Chatgpt (GPT</w:t>
+      </w:r>
+      <w:r>
+        <w:rPr>
+          <w:rFonts w:ascii="Arial" w:eastAsia="Arial" w:hAnsi="Arial" w:cs="Cambria Math"/>
+          <w:color w:val="000000"/>
+          <w:sz w:val="18"/>
+          <w:highlight w:val="lightGray"/>
         </w:rPr>
         <w:t>‑</w:t>
       </w:r>
       <w:r>
         <w:rPr>
-          <w:b/>
-          <w:sz w:val="14"/>
-          <w:szCs w:val="14"/>
-          <w:shd w:val="clear" w:color="auto" w:fill="B7B7B7"/>
-        </w:rPr>
-        <w:t>5 Mini) at [8/22/2025]</w:t>
+          <w:rFonts w:ascii="Arial" w:eastAsia="Arial" w:hAnsi="Arial" w:cs="Arial"/>
+          <w:color w:val="000000"/>
+          <w:sz w:val="18"/>
+          <w:highlight w:val="lightGray"/>
+        </w:rPr>
+        <w:t xml:space="preserve">5 Mini)] </w:t>
+      </w:r>
+      <w:r>
+        <w:rPr>
+          <w:rFonts w:ascii="Arial" w:eastAsia="Arial" w:hAnsi="Arial" w:cs="Arial"/>
+          <w:b/>
+          <w:color w:val="000000"/>
+          <w:sz w:val="18"/>
+          <w:highlight w:val="lightGray"/>
+        </w:rPr>
+        <w:t>on</w:t>
+      </w:r>
+      <w:r>
+        <w:rPr>
+          <w:rFonts w:ascii="Arial" w:eastAsia="Arial" w:hAnsi="Arial"/>
+          <w:sz w:val="18"/>
+          <w:highlight w:val="lightGray"/>
+        </w:rPr>
+        <w:t xml:space="preserve"> [8/22/2025]</w:t>
       </w:r>
     </w:p>
     <w:p>
@@ -1274,18 +1375,19 @@
     </w:p>
     <w:p>
       <w:r>
-        <w:pict w14:anchorId="0C207D33">
+        <w:pict w14:anchorId="413345FC">
           <v:rect id="_x0000_i1029" style="width:0;height:1.5pt" o:hralign="center" o:hrstd="t" o:hr="t" fillcolor="#a0a0a0" stroked="f"/>
         </w:pict>
       </w:r>
     </w:p>
+    <w:p/>
     <w:p/>
     <w:p/>
     <w:sectPr>
       <w:pgSz w:w="12240" w:h="15840"/>
       <w:pgMar w:top="1440" w:right="1440" w:bottom="1440" w:left="1440" w:header="720" w:footer="720" w:gutter="0"/>
-      <w:pgNumType w:start="1"/>
       <w:cols w:space="720"/>
+      <w:docGrid w:linePitch="360"/>
     </w:sectPr>
   </w:body>
 </w:document>
@@ -2160,18 +2262,6 @@
   <w:style w:type="paragraph" w:default="1" w:styleId="Normal">
     <w:name w:val="Normal"/>
     <w:qFormat/>
-    <w:rsid w:val="00044761"/>
-    <w:pPr>
-      <w:spacing w:after="0" w:line="276" w:lineRule="auto"/>
-    </w:pPr>
-    <w:rPr>
-      <w:rFonts w:ascii="Arial" w:eastAsia="Arial" w:hAnsi="Arial" w:cs="Arial"/>
-      <w:kern w:val="0"/>
-      <w:sz w:val="22"/>
-      <w:szCs w:val="22"/>
-      <w:lang w:val="en"/>
-      <w14:ligatures w14:val="none"/>
-    </w:rPr>
   </w:style>
   <w:style w:type="paragraph" w:styleId="Heading1">
     <w:name w:val="heading 1"/>
@@ -2180,7 +2270,7 @@
     <w:link w:val="Heading1Char"/>
     <w:uiPriority w:val="9"/>
     <w:qFormat/>
-    <w:rsid w:val="00B60FDA"/>
+    <w:rsid w:val="001E7DDF"/>
     <w:pPr>
       <w:keepNext/>
       <w:keepLines/>
@@ -2202,7 +2292,7 @@
     <w:uiPriority w:val="9"/>
     <w:unhideWhenUsed/>
     <w:qFormat/>
-    <w:rsid w:val="00B60FDA"/>
+    <w:rsid w:val="001E7DDF"/>
     <w:pPr>
       <w:keepNext/>
       <w:keepLines/>
@@ -2225,7 +2315,7 @@
     <w:semiHidden/>
     <w:unhideWhenUsed/>
     <w:qFormat/>
-    <w:rsid w:val="00B60FDA"/>
+    <w:rsid w:val="001E7DDF"/>
     <w:pPr>
       <w:keepNext/>
       <w:keepLines/>
@@ -2248,7 +2338,7 @@
     <w:semiHidden/>
     <w:unhideWhenUsed/>
     <w:qFormat/>
-    <w:rsid w:val="00B60FDA"/>
+    <w:rsid w:val="001E7DDF"/>
     <w:pPr>
       <w:keepNext/>
       <w:keepLines/>
@@ -2271,7 +2361,7 @@
     <w:semiHidden/>
     <w:unhideWhenUsed/>
     <w:qFormat/>
-    <w:rsid w:val="00B60FDA"/>
+    <w:rsid w:val="001E7DDF"/>
     <w:pPr>
       <w:keepNext/>
       <w:keepLines/>
@@ -2292,11 +2382,11 @@
     <w:semiHidden/>
     <w:unhideWhenUsed/>
     <w:qFormat/>
-    <w:rsid w:val="00B60FDA"/>
+    <w:rsid w:val="001E7DDF"/>
     <w:pPr>
       <w:keepNext/>
       <w:keepLines/>
-      <w:spacing w:before="40"/>
+      <w:spacing w:before="40" w:after="0"/>
       <w:outlineLvl w:val="5"/>
     </w:pPr>
     <w:rPr>
@@ -2315,11 +2405,11 @@
     <w:semiHidden/>
     <w:unhideWhenUsed/>
     <w:qFormat/>
-    <w:rsid w:val="00B60FDA"/>
+    <w:rsid w:val="001E7DDF"/>
     <w:pPr>
       <w:keepNext/>
       <w:keepLines/>
-      <w:spacing w:before="40"/>
+      <w:spacing w:before="40" w:after="0"/>
       <w:outlineLvl w:val="6"/>
     </w:pPr>
     <w:rPr>
@@ -2336,10 +2426,11 @@
     <w:semiHidden/>
     <w:unhideWhenUsed/>
     <w:qFormat/>
-    <w:rsid w:val="00B60FDA"/>
+    <w:rsid w:val="001E7DDF"/>
     <w:pPr>
       <w:keepNext/>
       <w:keepLines/>
+      <w:spacing w:after="0"/>
       <w:outlineLvl w:val="7"/>
     </w:pPr>
     <w:rPr>
@@ -2358,10 +2449,11 @@
     <w:semiHidden/>
     <w:unhideWhenUsed/>
     <w:qFormat/>
-    <w:rsid w:val="00B60FDA"/>
+    <w:rsid w:val="001E7DDF"/>
     <w:pPr>
       <w:keepNext/>
       <w:keepLines/>
+      <w:spacing w:after="0"/>
       <w:outlineLvl w:val="8"/>
     </w:pPr>
     <w:rPr>
@@ -2401,7 +2493,7 @@
     <w:basedOn w:val="DefaultParagraphFont"/>
     <w:link w:val="Heading1"/>
     <w:uiPriority w:val="9"/>
-    <w:rsid w:val="00B60FDA"/>
+    <w:rsid w:val="001E7DDF"/>
     <w:rPr>
       <w:rFonts w:asciiTheme="majorHAnsi" w:eastAsiaTheme="majorEastAsia" w:hAnsiTheme="majorHAnsi" w:cstheme="majorBidi"/>
       <w:color w:val="2F5496" w:themeColor="accent1" w:themeShade="BF"/>
@@ -2414,7 +2506,7 @@
     <w:basedOn w:val="DefaultParagraphFont"/>
     <w:link w:val="Heading2"/>
     <w:uiPriority w:val="9"/>
-    <w:rsid w:val="00B60FDA"/>
+    <w:rsid w:val="001E7DDF"/>
     <w:rPr>
       <w:rFonts w:asciiTheme="majorHAnsi" w:eastAsiaTheme="majorEastAsia" w:hAnsiTheme="majorHAnsi" w:cstheme="majorBidi"/>
       <w:color w:val="2F5496" w:themeColor="accent1" w:themeShade="BF"/>
@@ -2428,7 +2520,7 @@
     <w:link w:val="Heading3"/>
     <w:uiPriority w:val="9"/>
     <w:semiHidden/>
-    <w:rsid w:val="00B60FDA"/>
+    <w:rsid w:val="001E7DDF"/>
     <w:rPr>
       <w:rFonts w:eastAsiaTheme="majorEastAsia" w:cstheme="majorBidi"/>
       <w:color w:val="2F5496" w:themeColor="accent1" w:themeShade="BF"/>
@@ -2442,7 +2534,7 @@
     <w:link w:val="Heading4"/>
     <w:uiPriority w:val="9"/>
     <w:semiHidden/>
-    <w:rsid w:val="00B60FDA"/>
+    <w:rsid w:val="001E7DDF"/>
     <w:rPr>
       <w:rFonts w:eastAsiaTheme="majorEastAsia" w:cstheme="majorBidi"/>
       <w:i/>
@@ -2456,7 +2548,7 @@
     <w:link w:val="Heading5"/>
     <w:uiPriority w:val="9"/>
     <w:semiHidden/>
-    <w:rsid w:val="00B60FDA"/>
+    <w:rsid w:val="001E7DDF"/>
     <w:rPr>
       <w:rFonts w:eastAsiaTheme="majorEastAsia" w:cstheme="majorBidi"/>
       <w:color w:val="2F5496" w:themeColor="accent1" w:themeShade="BF"/>
@@ -2468,7 +2560,7 @@
     <w:link w:val="Heading6"/>
     <w:uiPriority w:val="9"/>
     <w:semiHidden/>
-    <w:rsid w:val="00B60FDA"/>
+    <w:rsid w:val="001E7DDF"/>
     <w:rPr>
       <w:rFonts w:eastAsiaTheme="majorEastAsia" w:cstheme="majorBidi"/>
       <w:i/>
@@ -2482,7 +2574,7 @@
     <w:link w:val="Heading7"/>
     <w:uiPriority w:val="9"/>
     <w:semiHidden/>
-    <w:rsid w:val="00B60FDA"/>
+    <w:rsid w:val="001E7DDF"/>
     <w:rPr>
       <w:rFonts w:eastAsiaTheme="majorEastAsia" w:cstheme="majorBidi"/>
       <w:color w:val="595959" w:themeColor="text1" w:themeTint="A6"/>
@@ -2494,7 +2586,7 @@
     <w:link w:val="Heading8"/>
     <w:uiPriority w:val="9"/>
     <w:semiHidden/>
-    <w:rsid w:val="00B60FDA"/>
+    <w:rsid w:val="001E7DDF"/>
     <w:rPr>
       <w:rFonts w:eastAsiaTheme="majorEastAsia" w:cstheme="majorBidi"/>
       <w:i/>
@@ -2508,7 +2600,7 @@
     <w:link w:val="Heading9"/>
     <w:uiPriority w:val="9"/>
     <w:semiHidden/>
-    <w:rsid w:val="00B60FDA"/>
+    <w:rsid w:val="001E7DDF"/>
     <w:rPr>
       <w:rFonts w:eastAsiaTheme="majorEastAsia" w:cstheme="majorBidi"/>
       <w:color w:val="272727" w:themeColor="text1" w:themeTint="D8"/>
@@ -2521,7 +2613,7 @@
     <w:link w:val="TitleChar"/>
     <w:uiPriority w:val="10"/>
     <w:qFormat/>
-    <w:rsid w:val="00B60FDA"/>
+    <w:rsid w:val="001E7DDF"/>
     <w:pPr>
       <w:spacing w:after="80" w:line="240" w:lineRule="auto"/>
       <w:contextualSpacing/>
@@ -2539,7 +2631,7 @@
     <w:basedOn w:val="DefaultParagraphFont"/>
     <w:link w:val="Title"/>
     <w:uiPriority w:val="10"/>
-    <w:rsid w:val="00B60FDA"/>
+    <w:rsid w:val="001E7DDF"/>
     <w:rPr>
       <w:rFonts w:asciiTheme="majorHAnsi" w:eastAsiaTheme="majorEastAsia" w:hAnsiTheme="majorHAnsi" w:cstheme="majorBidi"/>
       <w:spacing w:val="-10"/>
@@ -2555,7 +2647,7 @@
     <w:link w:val="SubtitleChar"/>
     <w:uiPriority w:val="11"/>
     <w:qFormat/>
-    <w:rsid w:val="00B60FDA"/>
+    <w:rsid w:val="001E7DDF"/>
     <w:pPr>
       <w:numPr>
         <w:ilvl w:val="1"/>
@@ -2574,7 +2666,7 @@
     <w:basedOn w:val="DefaultParagraphFont"/>
     <w:link w:val="Subtitle"/>
     <w:uiPriority w:val="11"/>
-    <w:rsid w:val="00B60FDA"/>
+    <w:rsid w:val="001E7DDF"/>
     <w:rPr>
       <w:rFonts w:eastAsiaTheme="majorEastAsia" w:cstheme="majorBidi"/>
       <w:color w:val="595959" w:themeColor="text1" w:themeTint="A6"/>
@@ -2590,7 +2682,7 @@
     <w:link w:val="QuoteChar"/>
     <w:uiPriority w:val="29"/>
     <w:qFormat/>
-    <w:rsid w:val="00B60FDA"/>
+    <w:rsid w:val="001E7DDF"/>
     <w:pPr>
       <w:spacing w:before="160"/>
       <w:jc w:val="center"/>
@@ -2606,7 +2698,7 @@
     <w:basedOn w:val="DefaultParagraphFont"/>
     <w:link w:val="Quote"/>
     <w:uiPriority w:val="29"/>
-    <w:rsid w:val="00B60FDA"/>
+    <w:rsid w:val="001E7DDF"/>
     <w:rPr>
       <w:i/>
       <w:iCs/>
@@ -2618,7 +2710,7 @@
     <w:basedOn w:val="Normal"/>
     <w:uiPriority w:val="34"/>
     <w:qFormat/>
-    <w:rsid w:val="00B60FDA"/>
+    <w:rsid w:val="001E7DDF"/>
     <w:pPr>
       <w:ind w:left="720"/>
       <w:contextualSpacing/>
@@ -2629,7 +2721,7 @@
     <w:basedOn w:val="DefaultParagraphFont"/>
     <w:uiPriority w:val="21"/>
     <w:qFormat/>
-    <w:rsid w:val="00B60FDA"/>
+    <w:rsid w:val="001E7DDF"/>
     <w:rPr>
       <w:i/>
       <w:iCs/>
@@ -2643,7 +2735,7 @@
     <w:link w:val="IntenseQuoteChar"/>
     <w:uiPriority w:val="30"/>
     <w:qFormat/>
-    <w:rsid w:val="00B60FDA"/>
+    <w:rsid w:val="001E7DDF"/>
     <w:pPr>
       <w:pBdr>
         <w:top w:val="single" w:sz="4" w:space="10" w:color="2F5496" w:themeColor="accent1" w:themeShade="BF"/>
@@ -2664,7 +2756,7 @@
     <w:basedOn w:val="DefaultParagraphFont"/>
     <w:link w:val="IntenseQuote"/>
     <w:uiPriority w:val="30"/>
-    <w:rsid w:val="00B60FDA"/>
+    <w:rsid w:val="001E7DDF"/>
     <w:rPr>
       <w:i/>
       <w:iCs/>
@@ -2676,7 +2768,7 @@
     <w:basedOn w:val="DefaultParagraphFont"/>
     <w:uiPriority w:val="32"/>
     <w:qFormat/>
-    <w:rsid w:val="00B60FDA"/>
+    <w:rsid w:val="001E7DDF"/>
     <w:rPr>
       <w:b/>
       <w:bCs/>
